--- a/session-ma/1 Основы функционального программирования (Гордеев Андрей Борисович)/Лабораторные/Соколов Д.А Ик-731 - ЛР1.docx
+++ b/session-ma/1 Основы функционального программирования (Гордеев Андрей Борисович)/Лабораторные/Соколов Д.А Ик-731 - ЛР1.docx
@@ -1,6 +1,6 @@
 
 <file path=word/document.xml><?xml version="1.0" encoding="utf-8"?>
-<w:document xmlns:wpc="http://schemas.microsoft.com/office/word/2010/wordprocessingCanvas" xmlns:cx="http://schemas.microsoft.com/office/drawing/2014/chartex" xmlns:cx1="http://schemas.microsoft.com/office/drawing/2015/9/8/chartex" xmlns:cx2="http://schemas.microsoft.com/office/drawing/2015/10/21/chartex" xmlns:cx3="http://schemas.microsoft.com/office/drawing/2016/5/9/chartex" xmlns:cx4="http://schemas.microsoft.com/office/drawing/2016/5/10/chartex" xmlns:cx5="http://schemas.microsoft.com/office/drawing/2016/5/11/chartex" xmlns:cx6="http://schemas.microsoft.com/office/drawing/2016/5/12/chartex" xmlns:cx7="http://schemas.microsoft.com/office/drawing/2016/5/13/chartex" xmlns:cx8="http://schemas.microsoft.com/office/drawing/2016/5/14/chartex" xmlns:mc="http://schemas.openxmlformats.org/markup-compatibility/2006" xmlns:aink="http://schemas.microsoft.com/office/drawing/2016/ink" xmlns:am3d="http://schemas.microsoft.com/office/drawing/2017/model3d" xmlns:o="urn:schemas-microsoft-com:office:office" xmlns:r="http://schemas.openxmlformats.org/officeDocument/2006/relationships" xmlns:m="http://schemas.openxmlformats.org/officeDocument/2006/math" xmlns:v="urn:schemas-microsoft-com:vml" xmlns:wp14="http://schemas.microsoft.com/office/word/2010/wordprocessingDrawing" xmlns:wp="http://schemas.openxmlformats.org/drawingml/2006/wordprocessingDrawing" xmlns:w10="urn:schemas-microsoft-com:office:word" xmlns:w="http://schemas.openxmlformats.org/wordprocessingml/2006/main" xmlns:w14="http://schemas.microsoft.com/office/word/2010/wordml" xmlns:w15="http://schemas.microsoft.com/office/word/2012/wordml" xmlns:w16cex="http://schemas.microsoft.com/office/word/2018/wordml/cex" xmlns:w16cid="http://schemas.microsoft.com/office/word/2016/wordml/cid" xmlns:w16="http://schemas.microsoft.com/office/word/2018/wordml" xmlns:w16sdtdh="http://schemas.microsoft.com/office/word/2020/wordml/sdtdatahash" xmlns:w16se="http://schemas.microsoft.com/office/word/2015/wordml/symex" xmlns:wpg="http://schemas.microsoft.com/office/word/2010/wordprocessingGroup" xmlns:wpi="http://schemas.microsoft.com/office/word/2010/wordprocessingInk" xmlns:wne="http://schemas.microsoft.com/office/word/2006/wordml" xmlns:wps="http://schemas.microsoft.com/office/word/2010/wordprocessingShape" mc:Ignorable="w14 w15 w16se w16cid w16 w16cex w16sdtdh wp14">
+<w:document xmlns:wpc="http://schemas.microsoft.com/office/word/2010/wordprocessingCanvas" xmlns:cx="http://schemas.microsoft.com/office/drawing/2014/chartex" xmlns:cx1="http://schemas.microsoft.com/office/drawing/2015/9/8/chartex" xmlns:cx2="http://schemas.microsoft.com/office/drawing/2015/10/21/chartex" xmlns:cx3="http://schemas.microsoft.com/office/drawing/2016/5/9/chartex" xmlns:cx4="http://schemas.microsoft.com/office/drawing/2016/5/10/chartex" xmlns:cx5="http://schemas.microsoft.com/office/drawing/2016/5/11/chartex" xmlns:cx6="http://schemas.microsoft.com/office/drawing/2016/5/12/chartex" xmlns:cx7="http://schemas.microsoft.com/office/drawing/2016/5/13/chartex" xmlns:cx8="http://schemas.microsoft.com/office/drawing/2016/5/14/chartex" xmlns:mc="http://schemas.openxmlformats.org/markup-compatibility/2006" xmlns:aink="http://schemas.microsoft.com/office/drawing/2016/ink" xmlns:am3d="http://schemas.microsoft.com/office/drawing/2017/model3d" xmlns:o="urn:schemas-microsoft-com:office:office" xmlns:r="http://schemas.openxmlformats.org/officeDocument/2006/relationships" xmlns:m="http://schemas.openxmlformats.org/officeDocument/2006/math" xmlns:v="urn:schemas-microsoft-com:vml" xmlns:wp14="http://schemas.microsoft.com/office/word/2010/wordprocessingDrawing" xmlns:wp="http://schemas.openxmlformats.org/drawingml/2006/wordprocessingDrawing" xmlns:w10="urn:schemas-microsoft-com:office:word" xmlns:w="http://schemas.openxmlformats.org/wordprocessingml/2006/main" xmlns:w14="http://schemas.microsoft.com/office/word/2010/wordml" xmlns:w15="http://schemas.microsoft.com/office/word/2012/wordml" xmlns:w16cex="http://schemas.microsoft.com/office/word/2018/wordml/cex" xmlns:w16cid="http://schemas.microsoft.com/office/word/2016/wordml/cid" xmlns:w16="http://schemas.microsoft.com/office/word/2018/wordml" xmlns:w16se="http://schemas.microsoft.com/office/word/2015/wordml/symex" xmlns:wpg="http://schemas.microsoft.com/office/word/2010/wordprocessingGroup" xmlns:wpi="http://schemas.microsoft.com/office/word/2010/wordprocessingInk" xmlns:wne="http://schemas.microsoft.com/office/word/2006/wordml" xmlns:wps="http://schemas.microsoft.com/office/word/2010/wordprocessingShape" mc:Ignorable="w14 w15 w16se w16cid w16 w16cex wp14">
   <w:body>
     <w:p>
       <w:pPr>
@@ -2117,6 +2117,7 @@
         <w:rPr>
           <w:sz w:val="28"/>
           <w:szCs w:val="28"/>
+          <w:lang w:val="en-US"/>
         </w:rPr>
       </w:pPr>
       <w:r>
@@ -2134,6 +2135,17 @@
         </w:rPr>
         <w:t>Haskell</w:t>
       </w:r>
+    </w:p>
+    <w:p>
+      <w:pPr>
+        <w:spacing w:line="360" w:lineRule="auto"/>
+        <w:ind w:firstLine="425"/>
+        <w:jc w:val="center"/>
+        <w:rPr>
+          <w:sz w:val="28"/>
+          <w:szCs w:val="28"/>
+        </w:rPr>
+      </w:pPr>
     </w:p>
     <w:p>
       <w:pPr>
@@ -2279,23 +2291,12 @@
       <w:pPr>
         <w:spacing w:line="360" w:lineRule="auto"/>
         <w:ind w:firstLine="425"/>
-        <w:jc w:val="both"/>
-        <w:rPr>
-          <w:b/>
-          <w:bCs/>
-          <w:sz w:val="28"/>
-          <w:szCs w:val="28"/>
-        </w:rPr>
-      </w:pPr>
-      <w:r>
-        <w:rPr>
-          <w:b/>
-          <w:bCs/>
-          <w:sz w:val="28"/>
-          <w:szCs w:val="28"/>
-        </w:rPr>
-        <w:t>2. Задания к лабораторной работе</w:t>
-      </w:r>
+        <w:jc w:val="center"/>
+        <w:rPr>
+          <w:sz w:val="28"/>
+          <w:szCs w:val="28"/>
+        </w:rPr>
+      </w:pPr>
     </w:p>
     <w:p>
       <w:pPr>
@@ -2316,7 +2317,7 @@
           <w:sz w:val="28"/>
           <w:szCs w:val="28"/>
         </w:rPr>
-        <w:t>1. Приведите пример нетривиальных выражений, принадлежащих</w:t>
+        <w:t>2. Задания к лабораторной работе</w:t>
       </w:r>
     </w:p>
     <w:p>
@@ -2325,12 +2326,39 @@
         <w:ind w:firstLine="425"/>
         <w:jc w:val="both"/>
         <w:rPr>
-          <w:sz w:val="28"/>
-          <w:szCs w:val="28"/>
-        </w:rPr>
-      </w:pPr>
-      <w:r>
-        <w:rPr>
+          <w:b/>
+          <w:bCs/>
+          <w:sz w:val="28"/>
+          <w:szCs w:val="28"/>
+        </w:rPr>
+      </w:pPr>
+      <w:r>
+        <w:rPr>
+          <w:b/>
+          <w:bCs/>
+          <w:sz w:val="28"/>
+          <w:szCs w:val="28"/>
+        </w:rPr>
+        <w:t>1. Приведите пример нетривиальных выражений, принадлежащих</w:t>
+      </w:r>
+    </w:p>
+    <w:p>
+      <w:pPr>
+        <w:spacing w:line="360" w:lineRule="auto"/>
+        <w:jc w:val="both"/>
+        <w:rPr>
+          <w:b/>
+          <w:bCs/>
+          <w:sz w:val="28"/>
+          <w:szCs w:val="28"/>
+        </w:rPr>
+      </w:pPr>
+      <w:bookmarkStart w:id="2" w:name="_GoBack"/>
+      <w:bookmarkEnd w:id="2"/>
+      <w:r>
+        <w:rPr>
+          <w:b/>
+          <w:bCs/>
           <w:sz w:val="28"/>
           <w:szCs w:val="28"/>
         </w:rPr>
@@ -3862,22 +3890,14 @@
           <w:bCs/>
           <w:sz w:val="28"/>
           <w:szCs w:val="28"/>
-          <w:lang w:val="en-US"/>
-        </w:rPr>
-      </w:pPr>
-      <w:r>
-        <w:rPr>
-          <w:sz w:val="28"/>
-          <w:szCs w:val="28"/>
-        </w:rPr>
-        <w:t>И наоборот: если длины неотрицательные и выполняется</w:t>
-      </w:r>
-      <w:r>
-        <w:rPr>
-          <w:sz w:val="28"/>
-          <w:szCs w:val="28"/>
-        </w:rPr>
-        <w:t xml:space="preserve">: </w:t>
+        </w:rPr>
+      </w:pPr>
+      <w:r>
+        <w:rPr>
+          <w:sz w:val="28"/>
+          <w:szCs w:val="28"/>
+        </w:rPr>
+        <w:t xml:space="preserve">И наоборот: если длины неотрицательные и выполняется: </w:t>
       </w:r>
       <w:r>
         <w:rPr>
@@ -4110,6 +4130,7 @@
       </w:pPr>
       <w:r>
         <w:rPr>
+          <w:noProof/>
           <w:sz w:val="28"/>
           <w:szCs w:val="28"/>
         </w:rPr>
@@ -4365,6 +4386,7 @@
       </w:pPr>
       <w:r>
         <w:rPr>
+          <w:noProof/>
           <w:sz w:val="28"/>
           <w:szCs w:val="28"/>
           <w:lang w:val="en-US"/>
@@ -4762,7 +4784,7 @@
 </file>
 
 <file path=word/numbering.xml><?xml version="1.0" encoding="utf-8"?>
-<w:numbering xmlns:wpc="http://schemas.microsoft.com/office/word/2010/wordprocessingCanvas" xmlns:cx="http://schemas.microsoft.com/office/drawing/2014/chartex" xmlns:cx1="http://schemas.microsoft.com/office/drawing/2015/9/8/chartex" xmlns:cx2="http://schemas.microsoft.com/office/drawing/2015/10/21/chartex" xmlns:cx3="http://schemas.microsoft.com/office/drawing/2016/5/9/chartex" xmlns:cx4="http://schemas.microsoft.com/office/drawing/2016/5/10/chartex" xmlns:cx5="http://schemas.microsoft.com/office/drawing/2016/5/11/chartex" xmlns:cx6="http://schemas.microsoft.com/office/drawing/2016/5/12/chartex" xmlns:cx7="http://schemas.microsoft.com/office/drawing/2016/5/13/chartex" xmlns:cx8="http://schemas.microsoft.com/office/drawing/2016/5/14/chartex" xmlns:mc="http://schemas.openxmlformats.org/markup-compatibility/2006" xmlns:aink="http://schemas.microsoft.com/office/drawing/2016/ink" xmlns:am3d="http://schemas.microsoft.com/office/drawing/2017/model3d" xmlns:o="urn:schemas-microsoft-com:office:office" xmlns:r="http://schemas.openxmlformats.org/officeDocument/2006/relationships" xmlns:m="http://schemas.openxmlformats.org/officeDocument/2006/math" xmlns:v="urn:schemas-microsoft-com:vml" xmlns:wp14="http://schemas.microsoft.com/office/word/2010/wordprocessingDrawing" xmlns:wp="http://schemas.openxmlformats.org/drawingml/2006/wordprocessingDrawing" xmlns:w10="urn:schemas-microsoft-com:office:word" xmlns:w="http://schemas.openxmlformats.org/wordprocessingml/2006/main" xmlns:w14="http://schemas.microsoft.com/office/word/2010/wordml" xmlns:w15="http://schemas.microsoft.com/office/word/2012/wordml" xmlns:w16cex="http://schemas.microsoft.com/office/word/2018/wordml/cex" xmlns:w16cid="http://schemas.microsoft.com/office/word/2016/wordml/cid" xmlns:w16="http://schemas.microsoft.com/office/word/2018/wordml" xmlns:w16sdtdh="http://schemas.microsoft.com/office/word/2020/wordml/sdtdatahash" xmlns:w16se="http://schemas.microsoft.com/office/word/2015/wordml/symex" xmlns:wpg="http://schemas.microsoft.com/office/word/2010/wordprocessingGroup" xmlns:wpi="http://schemas.microsoft.com/office/word/2010/wordprocessingInk" xmlns:wne="http://schemas.microsoft.com/office/word/2006/wordml" xmlns:wps="http://schemas.microsoft.com/office/word/2010/wordprocessingShape" mc:Ignorable="w14 w15 w16se w16cid w16 w16cex w16sdtdh wp14">
+<w:numbering xmlns:wpc="http://schemas.microsoft.com/office/word/2010/wordprocessingCanvas" xmlns:cx="http://schemas.microsoft.com/office/drawing/2014/chartex" xmlns:cx1="http://schemas.microsoft.com/office/drawing/2015/9/8/chartex" xmlns:cx2="http://schemas.microsoft.com/office/drawing/2015/10/21/chartex" xmlns:cx3="http://schemas.microsoft.com/office/drawing/2016/5/9/chartex" xmlns:cx4="http://schemas.microsoft.com/office/drawing/2016/5/10/chartex" xmlns:cx5="http://schemas.microsoft.com/office/drawing/2016/5/11/chartex" xmlns:cx6="http://schemas.microsoft.com/office/drawing/2016/5/12/chartex" xmlns:cx7="http://schemas.microsoft.com/office/drawing/2016/5/13/chartex" xmlns:cx8="http://schemas.microsoft.com/office/drawing/2016/5/14/chartex" xmlns:mc="http://schemas.openxmlformats.org/markup-compatibility/2006" xmlns:aink="http://schemas.microsoft.com/office/drawing/2016/ink" xmlns:am3d="http://schemas.microsoft.com/office/drawing/2017/model3d" xmlns:o="urn:schemas-microsoft-com:office:office" xmlns:r="http://schemas.openxmlformats.org/officeDocument/2006/relationships" xmlns:m="http://schemas.openxmlformats.org/officeDocument/2006/math" xmlns:v="urn:schemas-microsoft-com:vml" xmlns:wp14="http://schemas.microsoft.com/office/word/2010/wordprocessingDrawing" xmlns:wp="http://schemas.openxmlformats.org/drawingml/2006/wordprocessingDrawing" xmlns:w10="urn:schemas-microsoft-com:office:word" xmlns:w="http://schemas.openxmlformats.org/wordprocessingml/2006/main" xmlns:w14="http://schemas.microsoft.com/office/word/2010/wordml" xmlns:w15="http://schemas.microsoft.com/office/word/2012/wordml" xmlns:w16cex="http://schemas.microsoft.com/office/word/2018/wordml/cex" xmlns:w16cid="http://schemas.microsoft.com/office/word/2016/wordml/cid" xmlns:w16="http://schemas.microsoft.com/office/word/2018/wordml" xmlns:w16se="http://schemas.microsoft.com/office/word/2015/wordml/symex" xmlns:wpg="http://schemas.microsoft.com/office/word/2010/wordprocessingGroup" xmlns:wpi="http://schemas.microsoft.com/office/word/2010/wordprocessingInk" xmlns:wne="http://schemas.microsoft.com/office/word/2006/wordml" xmlns:wps="http://schemas.microsoft.com/office/word/2010/wordprocessingShape" mc:Ignorable="w14 w15 w16se w16cid w16 w16cex wp14">
   <w:abstractNum w:abstractNumId="0" w15:restartNumberingAfterBreak="0">
     <w:nsid w:val="6BAE3D12"/>
     <w:multiLevelType w:val="hybridMultilevel"/>
@@ -4859,7 +4881,7 @@
 </file>
 
 <file path=word/styles.xml><?xml version="1.0" encoding="utf-8"?>
-<w:styles xmlns:mc="http://schemas.openxmlformats.org/markup-compatibility/2006" xmlns:r="http://schemas.openxmlformats.org/officeDocument/2006/relationships" xmlns:w="http://schemas.openxmlformats.org/wordprocessingml/2006/main" xmlns:w14="http://schemas.microsoft.com/office/word/2010/wordml" xmlns:w15="http://schemas.microsoft.com/office/word/2012/wordml" xmlns:w16cex="http://schemas.microsoft.com/office/word/2018/wordml/cex" xmlns:w16cid="http://schemas.microsoft.com/office/word/2016/wordml/cid" xmlns:w16="http://schemas.microsoft.com/office/word/2018/wordml" xmlns:w16sdtdh="http://schemas.microsoft.com/office/word/2020/wordml/sdtdatahash" xmlns:w16se="http://schemas.microsoft.com/office/word/2015/wordml/symex" mc:Ignorable="w14 w15 w16se w16cid w16 w16cex w16sdtdh">
+<w:styles xmlns:mc="http://schemas.openxmlformats.org/markup-compatibility/2006" xmlns:r="http://schemas.openxmlformats.org/officeDocument/2006/relationships" xmlns:w="http://schemas.openxmlformats.org/wordprocessingml/2006/main" xmlns:w14="http://schemas.microsoft.com/office/word/2010/wordml" xmlns:w15="http://schemas.microsoft.com/office/word/2012/wordml" xmlns:w16cex="http://schemas.microsoft.com/office/word/2018/wordml/cex" xmlns:w16cid="http://schemas.microsoft.com/office/word/2016/wordml/cid" xmlns:w16="http://schemas.microsoft.com/office/word/2018/wordml" xmlns:w16se="http://schemas.microsoft.com/office/word/2015/wordml/symex" mc:Ignorable="w14 w15 w16se w16cid w16 w16cex">
   <w:docDefaults>
     <w:rPrDefault>
       <w:rPr>
@@ -5771,7 +5793,7 @@
 </file>
 
 <file path=customXml/itemProps1.xml><?xml version="1.0" encoding="utf-8"?>
-<ds:datastoreItem xmlns:ds="http://schemas.openxmlformats.org/officeDocument/2006/customXml" ds:itemID="{7D07DB36-B892-45E4-B00D-CECC20545270}">
+<ds:datastoreItem xmlns:ds="http://schemas.openxmlformats.org/officeDocument/2006/customXml" ds:itemID="{56B720AD-868F-43E3-A3CA-5430AE6E8F2A}">
   <ds:schemaRefs>
     <ds:schemaRef ds:uri="http://schemas.openxmlformats.org/officeDocument/2006/bibliography"/>
   </ds:schemaRefs>

--- a/session-ma/1 Основы функционального программирования (Гордеев Андрей Борисович)/Лабораторные/Соколов Д.А Ик-731 - ЛР1.docx
+++ b/session-ma/1 Основы функционального программирования (Гордеев Андрей Борисович)/Лабораторные/Соколов Д.А Ик-731 - ЛР1.docx
@@ -835,9 +835,239 @@
                 <w:szCs w:val="16"/>
                 <w:lang w:eastAsia="ru-RU"/>
               </w:rPr>
-              <w:t>(</w:t>
+              <w:t>(подпись)                                       (фамилия, инициалы)</w:t>
             </w:r>
-            <w:proofErr w:type="gramStart"/>
+          </w:p>
+        </w:tc>
+      </w:tr>
+      <w:tr>
+        <w:tc>
+          <w:tcPr>
+            <w:tcW w:w="4803" w:type="dxa"/>
+          </w:tcPr>
+          <w:p>
+            <w:pPr>
+              <w:pStyle w:val="a3"/>
+              <w:spacing w:line="276" w:lineRule="auto"/>
+              <w:rPr>
+                <w:sz w:val="24"/>
+                <w:szCs w:val="24"/>
+              </w:rPr>
+            </w:pPr>
+          </w:p>
+        </w:tc>
+        <w:tc>
+          <w:tcPr>
+            <w:tcW w:w="443" w:type="dxa"/>
+          </w:tcPr>
+          <w:p>
+            <w:pPr>
+              <w:pStyle w:val="a3"/>
+              <w:spacing w:line="276" w:lineRule="auto"/>
+              <w:rPr>
+                <w:sz w:val="24"/>
+                <w:szCs w:val="24"/>
+              </w:rPr>
+            </w:pPr>
+          </w:p>
+        </w:tc>
+        <w:tc>
+          <w:tcPr>
+            <w:tcW w:w="5386" w:type="dxa"/>
+          </w:tcPr>
+          <w:p>
+            <w:pPr>
+              <w:pStyle w:val="a3"/>
+              <w:spacing w:line="276" w:lineRule="auto"/>
+              <w:rPr>
+                <w:sz w:val="24"/>
+                <w:szCs w:val="24"/>
+              </w:rPr>
+            </w:pPr>
+          </w:p>
+        </w:tc>
+      </w:tr>
+      <w:tr>
+        <w:tc>
+          <w:tcPr>
+            <w:tcW w:w="4803" w:type="dxa"/>
+          </w:tcPr>
+          <w:p>
+            <w:pPr>
+              <w:pStyle w:val="a3"/>
+              <w:spacing w:line="276" w:lineRule="auto"/>
+              <w:rPr>
+                <w:b/>
+                <w:bCs/>
+                <w:sz w:val="24"/>
+                <w:szCs w:val="24"/>
+                <w:u w:val="none"/>
+              </w:rPr>
+            </w:pPr>
+          </w:p>
+        </w:tc>
+        <w:tc>
+          <w:tcPr>
+            <w:tcW w:w="443" w:type="dxa"/>
+          </w:tcPr>
+          <w:p>
+            <w:pPr>
+              <w:pStyle w:val="a3"/>
+              <w:spacing w:line="276" w:lineRule="auto"/>
+              <w:rPr>
+                <w:sz w:val="24"/>
+                <w:szCs w:val="24"/>
+              </w:rPr>
+            </w:pPr>
+          </w:p>
+        </w:tc>
+        <w:tc>
+          <w:tcPr>
+            <w:tcW w:w="5386" w:type="dxa"/>
+            <w:hideMark/>
+          </w:tcPr>
+          <w:p>
+            <w:pPr>
+              <w:pStyle w:val="a3"/>
+              <w:spacing w:line="276" w:lineRule="auto"/>
+              <w:rPr>
+                <w:b/>
+                <w:bCs/>
+                <w:sz w:val="24"/>
+                <w:szCs w:val="24"/>
+                <w:u w:val="none"/>
+              </w:rPr>
+            </w:pPr>
+            <w:r>
+              <w:rPr>
+                <w:b/>
+                <w:bCs/>
+                <w:sz w:val="24"/>
+                <w:szCs w:val="24"/>
+                <w:u w:val="none"/>
+              </w:rPr>
+              <w:t xml:space="preserve">РУКОВОДИТЕЛЬ </w:t>
+            </w:r>
+          </w:p>
+        </w:tc>
+      </w:tr>
+      <w:tr>
+        <w:tc>
+          <w:tcPr>
+            <w:tcW w:w="4803" w:type="dxa"/>
+          </w:tcPr>
+          <w:p>
+            <w:pPr>
+              <w:pStyle w:val="a5"/>
+              <w:autoSpaceDE w:val="0"/>
+              <w:autoSpaceDN w:val="0"/>
+              <w:spacing w:line="276" w:lineRule="auto"/>
+              <w:rPr>
+                <w:rStyle w:val="FontStyle15"/>
+                <w:color w:val="auto"/>
+                <w:sz w:val="24"/>
+                <w:lang w:eastAsia="ru-RU"/>
+              </w:rPr>
+            </w:pPr>
+          </w:p>
+        </w:tc>
+        <w:tc>
+          <w:tcPr>
+            <w:tcW w:w="443" w:type="dxa"/>
+          </w:tcPr>
+          <w:p>
+            <w:pPr>
+              <w:pStyle w:val="a3"/>
+              <w:spacing w:line="276" w:lineRule="auto"/>
+            </w:pPr>
+          </w:p>
+        </w:tc>
+        <w:tc>
+          <w:tcPr>
+            <w:tcW w:w="5386" w:type="dxa"/>
+          </w:tcPr>
+          <w:p>
+            <w:pPr>
+              <w:pStyle w:val="a5"/>
+              <w:autoSpaceDE w:val="0"/>
+              <w:autoSpaceDN w:val="0"/>
+              <w:spacing w:line="276" w:lineRule="auto"/>
+              <w:rPr>
+                <w:rStyle w:val="FontStyle15"/>
+                <w:color w:val="auto"/>
+                <w:sz w:val="24"/>
+                <w:lang w:eastAsia="ru-RU"/>
+              </w:rPr>
+            </w:pPr>
+            <w:r>
+              <w:rPr>
+                <w:rStyle w:val="FontStyle15"/>
+                <w:color w:val="auto"/>
+                <w:sz w:val="24"/>
+                <w:lang w:eastAsia="ru-RU"/>
+              </w:rPr>
+              <w:t>_________________________________________</w:t>
+            </w:r>
+          </w:p>
+        </w:tc>
+      </w:tr>
+      <w:tr>
+        <w:tc>
+          <w:tcPr>
+            <w:tcW w:w="4803" w:type="dxa"/>
+          </w:tcPr>
+          <w:p>
+            <w:pPr>
+              <w:pStyle w:val="a5"/>
+              <w:autoSpaceDE w:val="0"/>
+              <w:autoSpaceDN w:val="0"/>
+              <w:spacing w:line="276" w:lineRule="auto"/>
+              <w:jc w:val="center"/>
+              <w:rPr>
+                <w:rStyle w:val="FontStyle15"/>
+                <w:color w:val="auto"/>
+                <w:sz w:val="16"/>
+                <w:szCs w:val="16"/>
+                <w:lang w:eastAsia="ru-RU"/>
+              </w:rPr>
+            </w:pPr>
+          </w:p>
+        </w:tc>
+        <w:tc>
+          <w:tcPr>
+            <w:tcW w:w="443" w:type="dxa"/>
+          </w:tcPr>
+          <w:p>
+            <w:pPr>
+              <w:pStyle w:val="a3"/>
+              <w:spacing w:line="276" w:lineRule="auto"/>
+              <w:rPr>
+                <w:sz w:val="24"/>
+                <w:szCs w:val="24"/>
+              </w:rPr>
+            </w:pPr>
+          </w:p>
+        </w:tc>
+        <w:tc>
+          <w:tcPr>
+            <w:tcW w:w="5386" w:type="dxa"/>
+            <w:hideMark/>
+          </w:tcPr>
+          <w:p>
+            <w:pPr>
+              <w:pStyle w:val="a5"/>
+              <w:autoSpaceDE w:val="0"/>
+              <w:autoSpaceDN w:val="0"/>
+              <w:spacing w:line="276" w:lineRule="auto"/>
+              <w:jc w:val="center"/>
+              <w:rPr>
+                <w:rStyle w:val="FontStyle15"/>
+                <w:color w:val="auto"/>
+                <w:sz w:val="16"/>
+                <w:szCs w:val="16"/>
+                <w:lang w:eastAsia="ru-RU"/>
+              </w:rPr>
+            </w:pPr>
             <w:r>
               <w:rPr>
                 <w:rFonts w:ascii="Times New Roman" w:hAnsi="Times New Roman"/>
@@ -848,9 +1078,199 @@
                 <w:szCs w:val="16"/>
                 <w:lang w:eastAsia="ru-RU"/>
               </w:rPr>
-              <w:t xml:space="preserve">подпись)   </w:t>
+              <w:t>(ученая степень, ученое звание)</w:t>
             </w:r>
-            <w:proofErr w:type="gramEnd"/>
+          </w:p>
+        </w:tc>
+      </w:tr>
+      <w:tr>
+        <w:tc>
+          <w:tcPr>
+            <w:tcW w:w="4803" w:type="dxa"/>
+          </w:tcPr>
+          <w:p>
+            <w:pPr>
+              <w:pStyle w:val="a5"/>
+              <w:autoSpaceDE w:val="0"/>
+              <w:autoSpaceDN w:val="0"/>
+              <w:spacing w:line="276" w:lineRule="auto"/>
+              <w:jc w:val="center"/>
+              <w:rPr>
+                <w:i/>
+                <w:iCs/>
+              </w:rPr>
+            </w:pPr>
+          </w:p>
+        </w:tc>
+        <w:tc>
+          <w:tcPr>
+            <w:tcW w:w="443" w:type="dxa"/>
+          </w:tcPr>
+          <w:p>
+            <w:pPr>
+              <w:pStyle w:val="a3"/>
+              <w:spacing w:line="276" w:lineRule="auto"/>
+              <w:rPr>
+                <w:sz w:val="24"/>
+                <w:szCs w:val="24"/>
+              </w:rPr>
+            </w:pPr>
+          </w:p>
+        </w:tc>
+        <w:tc>
+          <w:tcPr>
+            <w:tcW w:w="5386" w:type="dxa"/>
+            <w:hideMark/>
+          </w:tcPr>
+          <w:p>
+            <w:pPr>
+              <w:pStyle w:val="a5"/>
+              <w:autoSpaceDE w:val="0"/>
+              <w:autoSpaceDN w:val="0"/>
+              <w:spacing w:line="276" w:lineRule="auto"/>
+              <w:rPr>
+                <w:rStyle w:val="FontStyle15"/>
+                <w:color w:val="auto"/>
+                <w:sz w:val="24"/>
+                <w:lang w:eastAsia="ru-RU"/>
+              </w:rPr>
+            </w:pPr>
+            <w:r>
+              <w:rPr>
+                <w:rStyle w:val="FontStyle15"/>
+                <w:color w:val="auto"/>
+                <w:sz w:val="24"/>
+                <w:szCs w:val="24"/>
+                <w:lang w:eastAsia="ru-RU"/>
+              </w:rPr>
+              <w:t>оценка ____________________________________</w:t>
+            </w:r>
+          </w:p>
+        </w:tc>
+      </w:tr>
+      <w:tr>
+        <w:tc>
+          <w:tcPr>
+            <w:tcW w:w="4803" w:type="dxa"/>
+          </w:tcPr>
+          <w:p>
+            <w:pPr>
+              <w:pStyle w:val="a5"/>
+              <w:autoSpaceDE w:val="0"/>
+              <w:autoSpaceDN w:val="0"/>
+              <w:spacing w:line="276" w:lineRule="auto"/>
+              <w:jc w:val="center"/>
+              <w:rPr>
+                <w:i/>
+                <w:iCs/>
+                <w:sz w:val="16"/>
+                <w:szCs w:val="16"/>
+              </w:rPr>
+            </w:pPr>
+          </w:p>
+        </w:tc>
+        <w:tc>
+          <w:tcPr>
+            <w:tcW w:w="443" w:type="dxa"/>
+          </w:tcPr>
+          <w:p>
+            <w:pPr>
+              <w:pStyle w:val="a3"/>
+              <w:spacing w:line="276" w:lineRule="auto"/>
+              <w:rPr>
+                <w:sz w:val="24"/>
+                <w:szCs w:val="24"/>
+              </w:rPr>
+            </w:pPr>
+          </w:p>
+        </w:tc>
+        <w:tc>
+          <w:tcPr>
+            <w:tcW w:w="5386" w:type="dxa"/>
+            <w:hideMark/>
+          </w:tcPr>
+          <w:p>
+            <w:pPr>
+              <w:pStyle w:val="a5"/>
+              <w:autoSpaceDE w:val="0"/>
+              <w:autoSpaceDN w:val="0"/>
+              <w:spacing w:line="276" w:lineRule="auto"/>
+              <w:rPr>
+                <w:rStyle w:val="FontStyle15"/>
+                <w:color w:val="auto"/>
+                <w:sz w:val="24"/>
+                <w:lang w:eastAsia="ru-RU"/>
+              </w:rPr>
+            </w:pPr>
+            <w:r>
+              <w:rPr>
+                <w:rStyle w:val="FontStyle15"/>
+                <w:color w:val="auto"/>
+                <w:sz w:val="24"/>
+                <w:szCs w:val="24"/>
+                <w:lang w:eastAsia="ru-RU"/>
+              </w:rPr>
+              <w:t>«_____» __________________ 20____ г.</w:t>
+            </w:r>
+          </w:p>
+        </w:tc>
+      </w:tr>
+      <w:tr>
+        <w:tc>
+          <w:tcPr>
+            <w:tcW w:w="4803" w:type="dxa"/>
+          </w:tcPr>
+          <w:p>
+            <w:pPr>
+              <w:pStyle w:val="a5"/>
+              <w:autoSpaceDE w:val="0"/>
+              <w:autoSpaceDN w:val="0"/>
+              <w:spacing w:line="276" w:lineRule="auto"/>
+              <w:jc w:val="center"/>
+              <w:rPr>
+                <w:i/>
+                <w:iCs/>
+                <w:sz w:val="16"/>
+                <w:szCs w:val="16"/>
+              </w:rPr>
+            </w:pPr>
+          </w:p>
+        </w:tc>
+        <w:tc>
+          <w:tcPr>
+            <w:tcW w:w="443" w:type="dxa"/>
+          </w:tcPr>
+          <w:p>
+            <w:pPr>
+              <w:pStyle w:val="a3"/>
+              <w:spacing w:line="276" w:lineRule="auto"/>
+              <w:rPr>
+                <w:sz w:val="24"/>
+                <w:szCs w:val="24"/>
+              </w:rPr>
+            </w:pPr>
+          </w:p>
+        </w:tc>
+        <w:tc>
+          <w:tcPr>
+            <w:tcW w:w="5386" w:type="dxa"/>
+            <w:hideMark/>
+          </w:tcPr>
+          <w:p>
+            <w:pPr>
+              <w:pStyle w:val="a5"/>
+              <w:autoSpaceDE w:val="0"/>
+              <w:autoSpaceDN w:val="0"/>
+              <w:spacing w:line="276" w:lineRule="auto"/>
+              <w:jc w:val="center"/>
+              <w:rPr>
+                <w:rStyle w:val="FontStyle15"/>
+                <w:color w:val="auto"/>
+                <w:sz w:val="16"/>
+                <w:szCs w:val="16"/>
+                <w:lang w:eastAsia="ru-RU"/>
+              </w:rPr>
+            </w:pPr>
             <w:r>
               <w:rPr>
                 <w:rFonts w:ascii="Times New Roman" w:hAnsi="Times New Roman"/>
@@ -861,7 +1281,7 @@
                 <w:szCs w:val="16"/>
                 <w:lang w:eastAsia="ru-RU"/>
               </w:rPr>
-              <w:t xml:space="preserve">                                    (фамилия, инициалы)</w:t>
+              <w:t>(дата защиты)</w:t>
             </w:r>
           </w:p>
         </w:tc>
@@ -873,11 +1293,16 @@
           </w:tcPr>
           <w:p>
             <w:pPr>
-              <w:pStyle w:val="a3"/>
-              <w:spacing w:line="276" w:lineRule="auto"/>
-              <w:rPr>
+              <w:pStyle w:val="a5"/>
+              <w:autoSpaceDE w:val="0"/>
+              <w:autoSpaceDN w:val="0"/>
+              <w:spacing w:line="276" w:lineRule="auto"/>
+              <w:rPr>
+                <w:rStyle w:val="FontStyle15"/>
+                <w:color w:val="auto"/>
                 <w:sz w:val="24"/>
                 <w:szCs w:val="24"/>
+                <w:lang w:eastAsia="ru-RU"/>
               </w:rPr>
             </w:pPr>
           </w:p>
@@ -890,60 +1315,6 @@
             <w:pPr>
               <w:pStyle w:val="a3"/>
               <w:spacing w:line="276" w:lineRule="auto"/>
-              <w:rPr>
-                <w:sz w:val="24"/>
-                <w:szCs w:val="24"/>
-              </w:rPr>
-            </w:pPr>
-          </w:p>
-        </w:tc>
-        <w:tc>
-          <w:tcPr>
-            <w:tcW w:w="5386" w:type="dxa"/>
-          </w:tcPr>
-          <w:p>
-            <w:pPr>
-              <w:pStyle w:val="a3"/>
-              <w:spacing w:line="276" w:lineRule="auto"/>
-              <w:rPr>
-                <w:sz w:val="24"/>
-                <w:szCs w:val="24"/>
-              </w:rPr>
-            </w:pPr>
-          </w:p>
-        </w:tc>
-      </w:tr>
-      <w:tr>
-        <w:tc>
-          <w:tcPr>
-            <w:tcW w:w="4803" w:type="dxa"/>
-          </w:tcPr>
-          <w:p>
-            <w:pPr>
-              <w:pStyle w:val="a3"/>
-              <w:spacing w:line="276" w:lineRule="auto"/>
-              <w:rPr>
-                <w:b/>
-                <w:bCs/>
-                <w:sz w:val="24"/>
-                <w:szCs w:val="24"/>
-                <w:u w:val="none"/>
-              </w:rPr>
-            </w:pPr>
-          </w:p>
-        </w:tc>
-        <w:tc>
-          <w:tcPr>
-            <w:tcW w:w="443" w:type="dxa"/>
-          </w:tcPr>
-          <w:p>
-            <w:pPr>
-              <w:pStyle w:val="a3"/>
-              <w:spacing w:line="276" w:lineRule="auto"/>
-              <w:rPr>
-                <w:sz w:val="24"/>
-                <w:szCs w:val="24"/>
-              </w:rPr>
             </w:pPr>
           </w:p>
         </w:tc>
@@ -951,36 +1322,6 @@
           <w:tcPr>
             <w:tcW w:w="5386" w:type="dxa"/>
             <w:hideMark/>
-          </w:tcPr>
-          <w:p>
-            <w:pPr>
-              <w:pStyle w:val="a3"/>
-              <w:spacing w:line="276" w:lineRule="auto"/>
-              <w:rPr>
-                <w:b/>
-                <w:bCs/>
-                <w:sz w:val="24"/>
-                <w:szCs w:val="24"/>
-                <w:u w:val="none"/>
-              </w:rPr>
-            </w:pPr>
-            <w:r>
-              <w:rPr>
-                <w:b/>
-                <w:bCs/>
-                <w:sz w:val="24"/>
-                <w:szCs w:val="24"/>
-                <w:u w:val="none"/>
-              </w:rPr>
-              <w:t xml:space="preserve">РУКОВОДИТЕЛЬ </w:t>
-            </w:r>
-          </w:p>
-        </w:tc>
-      </w:tr>
-      <w:tr>
-        <w:tc>
-          <w:tcPr>
-            <w:tcW w:w="4803" w:type="dxa"/>
           </w:tcPr>
           <w:p>
             <w:pPr>
@@ -995,44 +1336,15 @@
                 <w:lang w:eastAsia="ru-RU"/>
               </w:rPr>
             </w:pPr>
-          </w:p>
-        </w:tc>
-        <w:tc>
-          <w:tcPr>
-            <w:tcW w:w="443" w:type="dxa"/>
-          </w:tcPr>
-          <w:p>
-            <w:pPr>
-              <w:pStyle w:val="a3"/>
-              <w:spacing w:line="276" w:lineRule="auto"/>
-            </w:pPr>
-          </w:p>
-        </w:tc>
-        <w:tc>
-          <w:tcPr>
-            <w:tcW w:w="5386" w:type="dxa"/>
-          </w:tcPr>
-          <w:p>
-            <w:pPr>
-              <w:pStyle w:val="a5"/>
-              <w:autoSpaceDE w:val="0"/>
-              <w:autoSpaceDN w:val="0"/>
-              <w:spacing w:line="276" w:lineRule="auto"/>
+            <w:r>
               <w:rPr>
                 <w:rStyle w:val="FontStyle15"/>
                 <w:color w:val="auto"/>
                 <w:sz w:val="24"/>
+                <w:szCs w:val="24"/>
                 <w:lang w:eastAsia="ru-RU"/>
               </w:rPr>
-            </w:pPr>
-            <w:r>
-              <w:rPr>
-                <w:rStyle w:val="FontStyle15"/>
-                <w:color w:val="auto"/>
-                <w:sz w:val="24"/>
-                <w:lang w:eastAsia="ru-RU"/>
-              </w:rPr>
-              <w:t>_________________________________________</w:t>
+              <w:t>_____________                          Гордеев А.Б.</w:t>
             </w:r>
           </w:p>
         </w:tc>
@@ -1104,371 +1416,7 @@
                 <w:szCs w:val="16"/>
                 <w:lang w:eastAsia="ru-RU"/>
               </w:rPr>
-              <w:t>(ученая степень, ученое звание)</w:t>
-            </w:r>
-          </w:p>
-        </w:tc>
-      </w:tr>
-      <w:tr>
-        <w:tc>
-          <w:tcPr>
-            <w:tcW w:w="4803" w:type="dxa"/>
-          </w:tcPr>
-          <w:p>
-            <w:pPr>
-              <w:pStyle w:val="a5"/>
-              <w:autoSpaceDE w:val="0"/>
-              <w:autoSpaceDN w:val="0"/>
-              <w:spacing w:line="276" w:lineRule="auto"/>
-              <w:jc w:val="center"/>
-              <w:rPr>
-                <w:i/>
-                <w:iCs/>
-              </w:rPr>
-            </w:pPr>
-          </w:p>
-        </w:tc>
-        <w:tc>
-          <w:tcPr>
-            <w:tcW w:w="443" w:type="dxa"/>
-          </w:tcPr>
-          <w:p>
-            <w:pPr>
-              <w:pStyle w:val="a3"/>
-              <w:spacing w:line="276" w:lineRule="auto"/>
-              <w:rPr>
-                <w:sz w:val="24"/>
-                <w:szCs w:val="24"/>
-              </w:rPr>
-            </w:pPr>
-          </w:p>
-        </w:tc>
-        <w:tc>
-          <w:tcPr>
-            <w:tcW w:w="5386" w:type="dxa"/>
-            <w:hideMark/>
-          </w:tcPr>
-          <w:p>
-            <w:pPr>
-              <w:pStyle w:val="a5"/>
-              <w:autoSpaceDE w:val="0"/>
-              <w:autoSpaceDN w:val="0"/>
-              <w:spacing w:line="276" w:lineRule="auto"/>
-              <w:rPr>
-                <w:rStyle w:val="FontStyle15"/>
-                <w:color w:val="auto"/>
-                <w:sz w:val="24"/>
-                <w:lang w:eastAsia="ru-RU"/>
-              </w:rPr>
-            </w:pPr>
-            <w:r>
-              <w:rPr>
-                <w:rStyle w:val="FontStyle15"/>
-                <w:color w:val="auto"/>
-                <w:sz w:val="24"/>
-                <w:szCs w:val="24"/>
-                <w:lang w:eastAsia="ru-RU"/>
-              </w:rPr>
-              <w:t>оценка ____________________________________</w:t>
-            </w:r>
-          </w:p>
-        </w:tc>
-      </w:tr>
-      <w:tr>
-        <w:tc>
-          <w:tcPr>
-            <w:tcW w:w="4803" w:type="dxa"/>
-          </w:tcPr>
-          <w:p>
-            <w:pPr>
-              <w:pStyle w:val="a5"/>
-              <w:autoSpaceDE w:val="0"/>
-              <w:autoSpaceDN w:val="0"/>
-              <w:spacing w:line="276" w:lineRule="auto"/>
-              <w:jc w:val="center"/>
-              <w:rPr>
-                <w:i/>
-                <w:iCs/>
-                <w:sz w:val="16"/>
-                <w:szCs w:val="16"/>
-              </w:rPr>
-            </w:pPr>
-          </w:p>
-        </w:tc>
-        <w:tc>
-          <w:tcPr>
-            <w:tcW w:w="443" w:type="dxa"/>
-          </w:tcPr>
-          <w:p>
-            <w:pPr>
-              <w:pStyle w:val="a3"/>
-              <w:spacing w:line="276" w:lineRule="auto"/>
-              <w:rPr>
-                <w:sz w:val="24"/>
-                <w:szCs w:val="24"/>
-              </w:rPr>
-            </w:pPr>
-          </w:p>
-        </w:tc>
-        <w:tc>
-          <w:tcPr>
-            <w:tcW w:w="5386" w:type="dxa"/>
-            <w:hideMark/>
-          </w:tcPr>
-          <w:p>
-            <w:pPr>
-              <w:pStyle w:val="a5"/>
-              <w:autoSpaceDE w:val="0"/>
-              <w:autoSpaceDN w:val="0"/>
-              <w:spacing w:line="276" w:lineRule="auto"/>
-              <w:rPr>
-                <w:rStyle w:val="FontStyle15"/>
-                <w:color w:val="auto"/>
-                <w:sz w:val="24"/>
-                <w:lang w:eastAsia="ru-RU"/>
-              </w:rPr>
-            </w:pPr>
-            <w:r>
-              <w:rPr>
-                <w:rStyle w:val="FontStyle15"/>
-                <w:color w:val="auto"/>
-                <w:sz w:val="24"/>
-                <w:szCs w:val="24"/>
-                <w:lang w:eastAsia="ru-RU"/>
-              </w:rPr>
-              <w:t>«_____» __________________ 20____ г.</w:t>
-            </w:r>
-          </w:p>
-        </w:tc>
-      </w:tr>
-      <w:tr>
-        <w:tc>
-          <w:tcPr>
-            <w:tcW w:w="4803" w:type="dxa"/>
-          </w:tcPr>
-          <w:p>
-            <w:pPr>
-              <w:pStyle w:val="a5"/>
-              <w:autoSpaceDE w:val="0"/>
-              <w:autoSpaceDN w:val="0"/>
-              <w:spacing w:line="276" w:lineRule="auto"/>
-              <w:jc w:val="center"/>
-              <w:rPr>
-                <w:i/>
-                <w:iCs/>
-                <w:sz w:val="16"/>
-                <w:szCs w:val="16"/>
-              </w:rPr>
-            </w:pPr>
-          </w:p>
-        </w:tc>
-        <w:tc>
-          <w:tcPr>
-            <w:tcW w:w="443" w:type="dxa"/>
-          </w:tcPr>
-          <w:p>
-            <w:pPr>
-              <w:pStyle w:val="a3"/>
-              <w:spacing w:line="276" w:lineRule="auto"/>
-              <w:rPr>
-                <w:sz w:val="24"/>
-                <w:szCs w:val="24"/>
-              </w:rPr>
-            </w:pPr>
-          </w:p>
-        </w:tc>
-        <w:tc>
-          <w:tcPr>
-            <w:tcW w:w="5386" w:type="dxa"/>
-            <w:hideMark/>
-          </w:tcPr>
-          <w:p>
-            <w:pPr>
-              <w:pStyle w:val="a5"/>
-              <w:autoSpaceDE w:val="0"/>
-              <w:autoSpaceDN w:val="0"/>
-              <w:spacing w:line="276" w:lineRule="auto"/>
-              <w:jc w:val="center"/>
-              <w:rPr>
-                <w:rStyle w:val="FontStyle15"/>
-                <w:color w:val="auto"/>
-                <w:sz w:val="16"/>
-                <w:szCs w:val="16"/>
-                <w:lang w:eastAsia="ru-RU"/>
-              </w:rPr>
-            </w:pPr>
-            <w:r>
-              <w:rPr>
-                <w:rFonts w:ascii="Times New Roman" w:hAnsi="Times New Roman"/>
-                <w:i/>
-                <w:iCs/>
-                <w:color w:val="auto"/>
-                <w:sz w:val="16"/>
-                <w:szCs w:val="16"/>
-                <w:lang w:eastAsia="ru-RU"/>
-              </w:rPr>
-              <w:t>(дата защиты)</w:t>
-            </w:r>
-          </w:p>
-        </w:tc>
-      </w:tr>
-      <w:tr>
-        <w:tc>
-          <w:tcPr>
-            <w:tcW w:w="4803" w:type="dxa"/>
-          </w:tcPr>
-          <w:p>
-            <w:pPr>
-              <w:pStyle w:val="a5"/>
-              <w:autoSpaceDE w:val="0"/>
-              <w:autoSpaceDN w:val="0"/>
-              <w:spacing w:line="276" w:lineRule="auto"/>
-              <w:rPr>
-                <w:rStyle w:val="FontStyle15"/>
-                <w:color w:val="auto"/>
-                <w:sz w:val="24"/>
-                <w:szCs w:val="24"/>
-                <w:lang w:eastAsia="ru-RU"/>
-              </w:rPr>
-            </w:pPr>
-          </w:p>
-        </w:tc>
-        <w:tc>
-          <w:tcPr>
-            <w:tcW w:w="443" w:type="dxa"/>
-          </w:tcPr>
-          <w:p>
-            <w:pPr>
-              <w:pStyle w:val="a3"/>
-              <w:spacing w:line="276" w:lineRule="auto"/>
-            </w:pPr>
-          </w:p>
-        </w:tc>
-        <w:tc>
-          <w:tcPr>
-            <w:tcW w:w="5386" w:type="dxa"/>
-            <w:hideMark/>
-          </w:tcPr>
-          <w:p>
-            <w:pPr>
-              <w:pStyle w:val="a5"/>
-              <w:autoSpaceDE w:val="0"/>
-              <w:autoSpaceDN w:val="0"/>
-              <w:spacing w:line="276" w:lineRule="auto"/>
-              <w:rPr>
-                <w:rStyle w:val="FontStyle15"/>
-                <w:color w:val="auto"/>
-                <w:sz w:val="24"/>
-                <w:lang w:eastAsia="ru-RU"/>
-              </w:rPr>
-            </w:pPr>
-            <w:r>
-              <w:rPr>
-                <w:rStyle w:val="FontStyle15"/>
-                <w:color w:val="auto"/>
-                <w:sz w:val="24"/>
-                <w:szCs w:val="24"/>
-                <w:lang w:eastAsia="ru-RU"/>
-              </w:rPr>
-              <w:t>_____________                          Гордеев А.Б.</w:t>
-            </w:r>
-          </w:p>
-        </w:tc>
-      </w:tr>
-      <w:tr>
-        <w:tc>
-          <w:tcPr>
-            <w:tcW w:w="4803" w:type="dxa"/>
-          </w:tcPr>
-          <w:p>
-            <w:pPr>
-              <w:pStyle w:val="a5"/>
-              <w:autoSpaceDE w:val="0"/>
-              <w:autoSpaceDN w:val="0"/>
-              <w:spacing w:line="276" w:lineRule="auto"/>
-              <w:jc w:val="center"/>
-              <w:rPr>
-                <w:rStyle w:val="FontStyle15"/>
-                <w:color w:val="auto"/>
-                <w:sz w:val="16"/>
-                <w:szCs w:val="16"/>
-                <w:lang w:eastAsia="ru-RU"/>
-              </w:rPr>
-            </w:pPr>
-          </w:p>
-        </w:tc>
-        <w:tc>
-          <w:tcPr>
-            <w:tcW w:w="443" w:type="dxa"/>
-          </w:tcPr>
-          <w:p>
-            <w:pPr>
-              <w:pStyle w:val="a3"/>
-              <w:spacing w:line="276" w:lineRule="auto"/>
-              <w:rPr>
-                <w:sz w:val="24"/>
-                <w:szCs w:val="24"/>
-              </w:rPr>
-            </w:pPr>
-          </w:p>
-        </w:tc>
-        <w:tc>
-          <w:tcPr>
-            <w:tcW w:w="5386" w:type="dxa"/>
-            <w:hideMark/>
-          </w:tcPr>
-          <w:p>
-            <w:pPr>
-              <w:pStyle w:val="a5"/>
-              <w:autoSpaceDE w:val="0"/>
-              <w:autoSpaceDN w:val="0"/>
-              <w:spacing w:line="276" w:lineRule="auto"/>
-              <w:jc w:val="center"/>
-              <w:rPr>
-                <w:rStyle w:val="FontStyle15"/>
-                <w:color w:val="auto"/>
-                <w:sz w:val="16"/>
-                <w:szCs w:val="16"/>
-                <w:lang w:eastAsia="ru-RU"/>
-              </w:rPr>
-            </w:pPr>
-            <w:r>
-              <w:rPr>
-                <w:rFonts w:ascii="Times New Roman" w:hAnsi="Times New Roman"/>
-                <w:i/>
-                <w:iCs/>
-                <w:color w:val="auto"/>
-                <w:sz w:val="16"/>
-                <w:szCs w:val="16"/>
-                <w:lang w:eastAsia="ru-RU"/>
-              </w:rPr>
-              <w:t>(</w:t>
-            </w:r>
-            <w:proofErr w:type="gramStart"/>
-            <w:r>
-              <w:rPr>
-                <w:rFonts w:ascii="Times New Roman" w:hAnsi="Times New Roman"/>
-                <w:i/>
-                <w:iCs/>
-                <w:color w:val="auto"/>
-                <w:sz w:val="16"/>
-                <w:szCs w:val="16"/>
-                <w:lang w:eastAsia="ru-RU"/>
-              </w:rPr>
-              <w:t xml:space="preserve">подпись)   </w:t>
-            </w:r>
-            <w:proofErr w:type="gramEnd"/>
-            <w:r>
-              <w:rPr>
-                <w:rFonts w:ascii="Times New Roman" w:hAnsi="Times New Roman"/>
-                <w:i/>
-                <w:iCs/>
-                <w:color w:val="auto"/>
-                <w:sz w:val="16"/>
-                <w:szCs w:val="16"/>
-                <w:lang w:eastAsia="ru-RU"/>
-              </w:rPr>
-              <w:t xml:space="preserve">                                   (фамилия, инициалы)</w:t>
+              <w:t>(подпись)                                      (фамилия, инициалы)</w:t>
             </w:r>
           </w:p>
         </w:tc>
@@ -1516,7 +1464,18 @@
       </w:r>
       <w:bookmarkStart w:id="1" w:name="_Toc441146753"/>
       <w:r>
-        <w:t>2025 г.</w:t>
+        <w:t>202</w:t>
+      </w:r>
+      <w:r>
+        <w:rPr>
+          <w:lang w:val="en-US"/>
+        </w:rPr>
+        <w:t>6</w:t>
+      </w:r>
+      <w:bookmarkStart w:id="2" w:name="_GoBack"/>
+      <w:bookmarkEnd w:id="2"/>
+      <w:r>
+        <w:t xml:space="preserve"> г.</w:t>
       </w:r>
       <w:bookmarkEnd w:id="0"/>
       <w:bookmarkEnd w:id="1"/>
@@ -1573,32 +1532,14 @@
           <w:sz w:val="28"/>
           <w:szCs w:val="28"/>
         </w:rPr>
-        <w:t>Цель</w:t>
-      </w:r>
-      <w:proofErr w:type="gramStart"/>
-      <w:r>
-        <w:rPr>
-          <w:b/>
-          <w:bCs/>
-          <w:sz w:val="28"/>
-          <w:szCs w:val="28"/>
-        </w:rPr>
-        <w:t xml:space="preserve">: </w:t>
-      </w:r>
-      <w:r>
-        <w:rPr>
-          <w:sz w:val="28"/>
-          <w:szCs w:val="28"/>
-        </w:rPr>
-        <w:t>Приобрести</w:t>
-      </w:r>
-      <w:proofErr w:type="gramEnd"/>
-      <w:r>
-        <w:rPr>
-          <w:sz w:val="28"/>
-          <w:szCs w:val="28"/>
-        </w:rPr>
-        <w:t xml:space="preserve"> навыки работы с интерпретатором языка </w:t>
+        <w:t xml:space="preserve">Цель: </w:t>
+      </w:r>
+      <w:r>
+        <w:rPr>
+          <w:sz w:val="28"/>
+          <w:szCs w:val="28"/>
+        </w:rPr>
+        <w:t xml:space="preserve">Приобрести навыки работы с интерпретатором языка </w:t>
       </w:r>
       <w:r>
         <w:rPr>
@@ -1728,23 +1669,7 @@
           <w:sz w:val="28"/>
           <w:szCs w:val="28"/>
         </w:rPr>
-        <w:t xml:space="preserve">- компилятор </w:t>
-      </w:r>
-      <w:proofErr w:type="spellStart"/>
-      <w:r>
-        <w:rPr>
-          <w:sz w:val="28"/>
-          <w:szCs w:val="28"/>
-        </w:rPr>
-        <w:t>Haskell</w:t>
-      </w:r>
-      <w:proofErr w:type="spellEnd"/>
-      <w:r>
-        <w:rPr>
-          <w:sz w:val="28"/>
-          <w:szCs w:val="28"/>
-        </w:rPr>
-        <w:t xml:space="preserve">. </w:t>
+        <w:t xml:space="preserve">- компилятор Haskell. </w:t>
       </w:r>
     </w:p>
     <w:p>
@@ -1757,64 +1682,21 @@
           <w:szCs w:val="28"/>
         </w:rPr>
       </w:pPr>
-      <w:proofErr w:type="spellStart"/>
-      <w:r>
-        <w:rPr>
-          <w:b/>
-          <w:bCs/>
-          <w:sz w:val="28"/>
-          <w:szCs w:val="28"/>
-        </w:rPr>
-        <w:t>Cabal</w:t>
-      </w:r>
-      <w:proofErr w:type="spellEnd"/>
-      <w:r>
-        <w:rPr>
-          <w:b/>
-          <w:bCs/>
-          <w:sz w:val="28"/>
-          <w:szCs w:val="28"/>
-        </w:rPr>
-        <w:t xml:space="preserve"> </w:t>
-      </w:r>
-      <w:r>
-        <w:rPr>
-          <w:sz w:val="28"/>
-          <w:szCs w:val="28"/>
-        </w:rPr>
-        <w:t>- система сборки и управления зависимостями. Позволяет описывать проект и собирать его (</w:t>
-      </w:r>
-      <w:proofErr w:type="spellStart"/>
-      <w:r>
-        <w:rPr>
-          <w:sz w:val="28"/>
-          <w:szCs w:val="28"/>
-        </w:rPr>
-        <w:t>cabal</w:t>
-      </w:r>
-      <w:proofErr w:type="spellEnd"/>
-      <w:r>
-        <w:rPr>
-          <w:sz w:val="28"/>
-          <w:szCs w:val="28"/>
-        </w:rPr>
-        <w:t xml:space="preserve"> </w:t>
-      </w:r>
-      <w:proofErr w:type="spellStart"/>
-      <w:r>
-        <w:rPr>
-          <w:sz w:val="28"/>
-          <w:szCs w:val="28"/>
-        </w:rPr>
-        <w:t>build</w:t>
-      </w:r>
-      <w:proofErr w:type="spellEnd"/>
-      <w:r>
-        <w:rPr>
-          <w:sz w:val="28"/>
-          <w:szCs w:val="28"/>
-        </w:rPr>
-        <w:t>).</w:t>
+      <w:r>
+        <w:rPr>
+          <w:b/>
+          <w:bCs/>
+          <w:sz w:val="28"/>
+          <w:szCs w:val="28"/>
+        </w:rPr>
+        <w:t xml:space="preserve">Cabal </w:t>
+      </w:r>
+      <w:r>
+        <w:rPr>
+          <w:sz w:val="28"/>
+          <w:szCs w:val="28"/>
+        </w:rPr>
+        <w:t>- система сборки и управления зависимостями. Позволяет описывать проект и собирать его (cabal build).</w:t>
       </w:r>
     </w:p>
     <w:p>
@@ -1827,7 +1709,6 @@
           <w:szCs w:val="28"/>
         </w:rPr>
       </w:pPr>
-      <w:proofErr w:type="spellStart"/>
       <w:r>
         <w:rPr>
           <w:b/>
@@ -1837,7 +1718,6 @@
         </w:rPr>
         <w:t>Stack</w:t>
       </w:r>
-      <w:proofErr w:type="spellEnd"/>
       <w:r>
         <w:rPr>
           <w:sz w:val="28"/>
@@ -1857,39 +1737,7 @@
           <w:sz w:val="28"/>
           <w:szCs w:val="28"/>
         </w:rPr>
-        <w:t xml:space="preserve"> альтернатива </w:t>
-      </w:r>
-      <w:proofErr w:type="spellStart"/>
-      <w:r>
-        <w:rPr>
-          <w:sz w:val="28"/>
-          <w:szCs w:val="28"/>
-        </w:rPr>
-        <w:t>Cabal</w:t>
-      </w:r>
-      <w:proofErr w:type="spellEnd"/>
-      <w:r>
-        <w:rPr>
-          <w:sz w:val="28"/>
-          <w:szCs w:val="28"/>
-        </w:rPr>
-        <w:t>. Тоже управляет зависимостями, но использует собственные конфигурации и "</w:t>
-      </w:r>
-      <w:proofErr w:type="spellStart"/>
-      <w:r>
-        <w:rPr>
-          <w:sz w:val="28"/>
-          <w:szCs w:val="28"/>
-        </w:rPr>
-        <w:t>snapshots</w:t>
-      </w:r>
-      <w:proofErr w:type="spellEnd"/>
-      <w:r>
-        <w:rPr>
-          <w:sz w:val="28"/>
-          <w:szCs w:val="28"/>
-        </w:rPr>
-        <w:t>" (фиксированные версии пакетов).</w:t>
+        <w:t xml:space="preserve"> альтернатива Cabal. Тоже управляет зависимостями, но использует собственные конфигурации и "snapshots" (фиксированные версии пакетов).</w:t>
       </w:r>
     </w:p>
     <w:p>
@@ -1902,80 +1750,21 @@
           <w:szCs w:val="28"/>
         </w:rPr>
       </w:pPr>
-      <w:proofErr w:type="spellStart"/>
-      <w:r>
-        <w:rPr>
-          <w:b/>
-          <w:bCs/>
-          <w:sz w:val="28"/>
-          <w:szCs w:val="28"/>
-        </w:rPr>
-        <w:t>GHCup</w:t>
-      </w:r>
-      <w:proofErr w:type="spellEnd"/>
-      <w:r>
-        <w:rPr>
-          <w:b/>
-          <w:bCs/>
-          <w:sz w:val="28"/>
-          <w:szCs w:val="28"/>
-        </w:rPr>
-        <w:t xml:space="preserve"> </w:t>
-      </w:r>
-      <w:r>
-        <w:rPr>
-          <w:sz w:val="28"/>
-          <w:szCs w:val="28"/>
-        </w:rPr>
-        <w:t xml:space="preserve">- установщик для GHC, </w:t>
-      </w:r>
-      <w:proofErr w:type="spellStart"/>
-      <w:r>
-        <w:rPr>
-          <w:sz w:val="28"/>
-          <w:szCs w:val="28"/>
-        </w:rPr>
-        <w:t>Cabal</w:t>
-      </w:r>
-      <w:proofErr w:type="spellEnd"/>
-      <w:r>
-        <w:rPr>
-          <w:sz w:val="28"/>
-          <w:szCs w:val="28"/>
-        </w:rPr>
-        <w:t xml:space="preserve">, </w:t>
-      </w:r>
-      <w:proofErr w:type="spellStart"/>
-      <w:r>
-        <w:rPr>
-          <w:sz w:val="28"/>
-          <w:szCs w:val="28"/>
-        </w:rPr>
-        <w:t>Stack</w:t>
-      </w:r>
-      <w:proofErr w:type="spellEnd"/>
-      <w:r>
-        <w:rPr>
-          <w:sz w:val="28"/>
-          <w:szCs w:val="28"/>
-        </w:rPr>
-        <w:t xml:space="preserve"> и HLS. Упрощает установку и обновление </w:t>
-      </w:r>
-      <w:proofErr w:type="spellStart"/>
-      <w:r>
-        <w:rPr>
-          <w:sz w:val="28"/>
-          <w:szCs w:val="28"/>
-        </w:rPr>
-        <w:t>Haskell</w:t>
-      </w:r>
-      <w:proofErr w:type="spellEnd"/>
-      <w:r>
-        <w:rPr>
-          <w:sz w:val="28"/>
-          <w:szCs w:val="28"/>
-        </w:rPr>
-        <w:t>-инструментов.</w:t>
+      <w:r>
+        <w:rPr>
+          <w:b/>
+          <w:bCs/>
+          <w:sz w:val="28"/>
+          <w:szCs w:val="28"/>
+        </w:rPr>
+        <w:t xml:space="preserve">GHCup </w:t>
+      </w:r>
+      <w:r>
+        <w:rPr>
+          <w:sz w:val="28"/>
+          <w:szCs w:val="28"/>
+        </w:rPr>
+        <w:t>- установщик для GHC, Cabal, Stack и HLS. Упрощает установку и обновление Haskell-инструментов.</w:t>
       </w:r>
     </w:p>
     <w:p>
@@ -2021,7 +1810,6 @@
         </w:rPr>
         <w:t xml:space="preserve">для среды разработки </w:t>
       </w:r>
-      <w:proofErr w:type="spellStart"/>
       <w:r>
         <w:rPr>
           <w:sz w:val="28"/>
@@ -2030,7 +1818,6 @@
         </w:rPr>
         <w:t>VisualStudio</w:t>
       </w:r>
-      <w:proofErr w:type="spellEnd"/>
       <w:r>
         <w:rPr>
           <w:sz w:val="28"/>
@@ -2117,7 +1904,6 @@
         <w:rPr>
           <w:sz w:val="28"/>
           <w:szCs w:val="28"/>
-          <w:lang w:val="en-US"/>
         </w:rPr>
       </w:pPr>
       <w:r>
@@ -2353,8 +2139,6 @@
           <w:szCs w:val="28"/>
         </w:rPr>
       </w:pPr>
-      <w:bookmarkStart w:id="2" w:name="_GoBack"/>
-      <w:bookmarkEnd w:id="2"/>
       <w:r>
         <w:rPr>
           <w:b/>
@@ -2382,52 +2166,32 @@
           <w:szCs w:val="28"/>
           <w:lang w:val="en-US"/>
         </w:rPr>
+        <w:t>((Char,Integer), String, [Double])</w:t>
+      </w:r>
+      <w:r>
+        <w:rPr>
+          <w:sz w:val="28"/>
+          <w:szCs w:val="28"/>
+          <w:lang w:val="en-US"/>
+        </w:rPr>
+        <w:t xml:space="preserve"> -&gt;</w:t>
+      </w:r>
+      <w:r>
+        <w:rPr>
+          <w:sz w:val="28"/>
+          <w:szCs w:val="28"/>
+          <w:lang w:val="en-US"/>
+        </w:rPr>
+        <w:t xml:space="preserve"> </w:t>
+      </w:r>
+      <w:r>
+        <w:rPr>
+          <w:sz w:val="28"/>
+          <w:szCs w:val="28"/>
+          <w:lang w:val="en-US"/>
+        </w:rPr>
         <w:t>((</w:t>
       </w:r>
-      <w:proofErr w:type="spellStart"/>
-      <w:proofErr w:type="gramStart"/>
-      <w:r>
-        <w:rPr>
-          <w:sz w:val="28"/>
-          <w:szCs w:val="28"/>
-          <w:lang w:val="en-US"/>
-        </w:rPr>
-        <w:t>Char,Integer</w:t>
-      </w:r>
-      <w:proofErr w:type="spellEnd"/>
-      <w:proofErr w:type="gramEnd"/>
-      <w:r>
-        <w:rPr>
-          <w:sz w:val="28"/>
-          <w:szCs w:val="28"/>
-          <w:lang w:val="en-US"/>
-        </w:rPr>
-        <w:t>), String, [Double])</w:t>
-      </w:r>
-      <w:r>
-        <w:rPr>
-          <w:sz w:val="28"/>
-          <w:szCs w:val="28"/>
-          <w:lang w:val="en-US"/>
-        </w:rPr>
-        <w:t xml:space="preserve"> -&gt;</w:t>
-      </w:r>
-      <w:r>
-        <w:rPr>
-          <w:sz w:val="28"/>
-          <w:szCs w:val="28"/>
-          <w:lang w:val="en-US"/>
-        </w:rPr>
-        <w:t xml:space="preserve"> </w:t>
-      </w:r>
-      <w:r>
-        <w:rPr>
-          <w:sz w:val="28"/>
-          <w:szCs w:val="28"/>
-          <w:lang w:val="en-US"/>
-        </w:rPr>
-        <w:t>((</w:t>
-      </w:r>
       <w:r>
         <w:rPr>
           <w:sz w:val="28"/>
@@ -2466,25 +2230,7 @@
           <w:szCs w:val="28"/>
           <w:lang w:val="en-US"/>
         </w:rPr>
-        <w:t>“</w:t>
-      </w:r>
-      <w:proofErr w:type="spellStart"/>
-      <w:r>
-        <w:rPr>
-          <w:sz w:val="28"/>
-          <w:szCs w:val="28"/>
-          <w:lang w:val="en-US"/>
-        </w:rPr>
-        <w:t>hs</w:t>
-      </w:r>
-      <w:proofErr w:type="spellEnd"/>
-      <w:r>
-        <w:rPr>
-          <w:sz w:val="28"/>
-          <w:szCs w:val="28"/>
-          <w:lang w:val="en-US"/>
-        </w:rPr>
-        <w:t>”</w:t>
+        <w:t>“hs”</w:t>
       </w:r>
       <w:r>
         <w:rPr>
@@ -2528,45 +2274,7 @@
           <w:szCs w:val="28"/>
           <w:lang w:val="en-US"/>
         </w:rPr>
-        <w:t>[(</w:t>
-      </w:r>
-      <w:proofErr w:type="spellStart"/>
-      <w:proofErr w:type="gramStart"/>
-      <w:r>
-        <w:rPr>
-          <w:sz w:val="28"/>
-          <w:szCs w:val="28"/>
-          <w:lang w:val="en-US"/>
-        </w:rPr>
-        <w:t>Double,Bool</w:t>
-      </w:r>
-      <w:proofErr w:type="spellEnd"/>
-      <w:proofErr w:type="gramEnd"/>
-      <w:r>
-        <w:rPr>
-          <w:sz w:val="28"/>
-          <w:szCs w:val="28"/>
-          <w:lang w:val="en-US"/>
-        </w:rPr>
-        <w:t>,(</w:t>
-      </w:r>
-      <w:proofErr w:type="spellStart"/>
-      <w:r>
-        <w:rPr>
-          <w:sz w:val="28"/>
-          <w:szCs w:val="28"/>
-          <w:lang w:val="en-US"/>
-        </w:rPr>
-        <w:t>String,Integer</w:t>
-      </w:r>
-      <w:proofErr w:type="spellEnd"/>
-      <w:r>
-        <w:rPr>
-          <w:sz w:val="28"/>
-          <w:szCs w:val="28"/>
-          <w:lang w:val="en-US"/>
-        </w:rPr>
-        <w:t>))]</w:t>
+        <w:t>[(Double,Bool,(String,Integer))]</w:t>
       </w:r>
       <w:r>
         <w:rPr>
@@ -2682,43 +2390,7 @@
           <w:szCs w:val="28"/>
           <w:lang w:val="en-US"/>
         </w:rPr>
-        <w:t>([Integer</w:t>
-      </w:r>
-      <w:proofErr w:type="gramStart"/>
-      <w:r>
-        <w:rPr>
-          <w:sz w:val="28"/>
-          <w:szCs w:val="28"/>
-          <w:lang w:val="en-US"/>
-        </w:rPr>
-        <w:t>],[</w:t>
-      </w:r>
-      <w:proofErr w:type="gramEnd"/>
-      <w:r>
-        <w:rPr>
-          <w:sz w:val="28"/>
-          <w:szCs w:val="28"/>
-          <w:lang w:val="en-US"/>
-        </w:rPr>
-        <w:t>Double],[(</w:t>
-      </w:r>
-      <w:proofErr w:type="spellStart"/>
-      <w:r>
-        <w:rPr>
-          <w:sz w:val="28"/>
-          <w:szCs w:val="28"/>
-          <w:lang w:val="en-US"/>
-        </w:rPr>
-        <w:t>Bool,Char</w:t>
-      </w:r>
-      <w:proofErr w:type="spellEnd"/>
-      <w:r>
-        <w:rPr>
-          <w:sz w:val="28"/>
-          <w:szCs w:val="28"/>
-          <w:lang w:val="en-US"/>
-        </w:rPr>
-        <w:t>)])</w:t>
+        <w:t>([Integer],[Double],[(Bool,Char)])</w:t>
       </w:r>
       <w:r>
         <w:rPr>
@@ -2750,43 +2422,7 @@
           <w:szCs w:val="28"/>
           <w:lang w:val="en-US"/>
         </w:rPr>
-        <w:t>([1,2,3], [1.5,2.5], [(</w:t>
-      </w:r>
-      <w:proofErr w:type="spellStart"/>
-      <w:r>
-        <w:rPr>
-          <w:sz w:val="28"/>
-          <w:szCs w:val="28"/>
-          <w:lang w:val="en-US"/>
-        </w:rPr>
-        <w:t>True,'a</w:t>
-      </w:r>
-      <w:proofErr w:type="spellEnd"/>
-      <w:r>
-        <w:rPr>
-          <w:sz w:val="28"/>
-          <w:szCs w:val="28"/>
-          <w:lang w:val="en-US"/>
-        </w:rPr>
-        <w:t>'), (</w:t>
-      </w:r>
-      <w:proofErr w:type="spellStart"/>
-      <w:r>
-        <w:rPr>
-          <w:sz w:val="28"/>
-          <w:szCs w:val="28"/>
-          <w:lang w:val="en-US"/>
-        </w:rPr>
-        <w:t>False,'b</w:t>
-      </w:r>
-      <w:proofErr w:type="spellEnd"/>
-      <w:r>
-        <w:rPr>
-          <w:sz w:val="28"/>
-          <w:szCs w:val="28"/>
-          <w:lang w:val="en-US"/>
-        </w:rPr>
-        <w:t>')])</w:t>
+        <w:t>([1,2,3], [1.5,2.5], [(True,'a'), (False,'b')])</w:t>
       </w:r>
     </w:p>
     <w:p>
@@ -2806,27 +2442,7 @@
           <w:szCs w:val="28"/>
           <w:lang w:val="en-US"/>
         </w:rPr>
-        <w:t>[[[(</w:t>
-      </w:r>
-      <w:proofErr w:type="spellStart"/>
-      <w:proofErr w:type="gramStart"/>
-      <w:r>
-        <w:rPr>
-          <w:sz w:val="28"/>
-          <w:szCs w:val="28"/>
-          <w:lang w:val="en-US"/>
-        </w:rPr>
-        <w:t>Integer,Bool</w:t>
-      </w:r>
-      <w:proofErr w:type="spellEnd"/>
-      <w:proofErr w:type="gramEnd"/>
-      <w:r>
-        <w:rPr>
-          <w:sz w:val="28"/>
-          <w:szCs w:val="28"/>
-          <w:lang w:val="en-US"/>
-        </w:rPr>
-        <w:t>)]]]</w:t>
+        <w:t>[[[(Integer,Bool)]]]</w:t>
       </w:r>
       <w:r>
         <w:rPr>
@@ -2878,27 +2494,7 @@
           <w:szCs w:val="28"/>
           <w:lang w:val="en-US"/>
         </w:rPr>
-        <w:t>(((</w:t>
-      </w:r>
-      <w:proofErr w:type="spellStart"/>
-      <w:proofErr w:type="gramStart"/>
-      <w:r>
-        <w:rPr>
-          <w:sz w:val="28"/>
-          <w:szCs w:val="28"/>
-          <w:lang w:val="en-US"/>
-        </w:rPr>
-        <w:t>Char,Char</w:t>
-      </w:r>
-      <w:proofErr w:type="spellEnd"/>
-      <w:proofErr w:type="gramEnd"/>
-      <w:r>
-        <w:rPr>
-          <w:sz w:val="28"/>
-          <w:szCs w:val="28"/>
-          <w:lang w:val="en-US"/>
-        </w:rPr>
-        <w:t>),Char),[String])</w:t>
+        <w:t>(((Char,Char),Char),[String])</w:t>
       </w:r>
       <w:r>
         <w:rPr>
@@ -2930,25 +2526,7 @@
           <w:szCs w:val="28"/>
           <w:lang w:val="en-US"/>
         </w:rPr>
-        <w:t>((('</w:t>
-      </w:r>
-      <w:proofErr w:type="spellStart"/>
-      <w:r>
-        <w:rPr>
-          <w:sz w:val="28"/>
-          <w:szCs w:val="28"/>
-          <w:lang w:val="en-US"/>
-        </w:rPr>
-        <w:t>a','b</w:t>
-      </w:r>
-      <w:proofErr w:type="spellEnd"/>
-      <w:r>
-        <w:rPr>
-          <w:sz w:val="28"/>
-          <w:szCs w:val="28"/>
-          <w:lang w:val="en-US"/>
-        </w:rPr>
-        <w:t>'),'c'), ["</w:t>
+        <w:t>((('a','b'),'c'), ["</w:t>
       </w:r>
       <w:r>
         <w:rPr>
@@ -2966,7 +2544,6 @@
         </w:rPr>
         <w:t>", "</w:t>
       </w:r>
-      <w:proofErr w:type="spellStart"/>
       <w:r>
         <w:rPr>
           <w:sz w:val="28"/>
@@ -2975,7 +2552,6 @@
         </w:rPr>
         <w:t>kell</w:t>
       </w:r>
-      <w:proofErr w:type="spellEnd"/>
       <w:r>
         <w:rPr>
           <w:sz w:val="28"/>
@@ -3002,25 +2578,7 @@
           <w:szCs w:val="28"/>
           <w:lang w:val="en-US"/>
         </w:rPr>
-        <w:t>(([Double</w:t>
-      </w:r>
-      <w:proofErr w:type="gramStart"/>
-      <w:r>
-        <w:rPr>
-          <w:sz w:val="28"/>
-          <w:szCs w:val="28"/>
-          <w:lang w:val="en-US"/>
-        </w:rPr>
-        <w:t>],[</w:t>
-      </w:r>
-      <w:proofErr w:type="gramEnd"/>
-      <w:r>
-        <w:rPr>
-          <w:sz w:val="28"/>
-          <w:szCs w:val="28"/>
-          <w:lang w:val="en-US"/>
-        </w:rPr>
-        <w:t>Bool]),[Integer])</w:t>
+        <w:t>(([Double],[Bool]),[Integer])</w:t>
       </w:r>
       <w:r>
         <w:rPr>
@@ -3052,25 +2610,7 @@
           <w:szCs w:val="28"/>
           <w:lang w:val="en-US"/>
         </w:rPr>
-        <w:t>(([1.1,2.2], [</w:t>
-      </w:r>
-      <w:proofErr w:type="spellStart"/>
-      <w:r>
-        <w:rPr>
-          <w:sz w:val="28"/>
-          <w:szCs w:val="28"/>
-          <w:lang w:val="en-US"/>
-        </w:rPr>
-        <w:t>True,False</w:t>
-      </w:r>
-      <w:proofErr w:type="spellEnd"/>
-      <w:r>
-        <w:rPr>
-          <w:sz w:val="28"/>
-          <w:szCs w:val="28"/>
-          <w:lang w:val="en-US"/>
-        </w:rPr>
-        <w:t>]), [10,20])</w:t>
+        <w:t>(([1.1,2.2], [True,False]), [10,20])</w:t>
       </w:r>
     </w:p>
     <w:p>
@@ -3090,25 +2630,7 @@
           <w:szCs w:val="28"/>
           <w:lang w:val="en-US"/>
         </w:rPr>
-        <w:t>[(Integer, (</w:t>
-      </w:r>
-      <w:proofErr w:type="gramStart"/>
-      <w:r>
-        <w:rPr>
-          <w:sz w:val="28"/>
-          <w:szCs w:val="28"/>
-          <w:lang w:val="en-US"/>
-        </w:rPr>
-        <w:t>Integer,[</w:t>
-      </w:r>
-      <w:proofErr w:type="gramEnd"/>
-      <w:r>
-        <w:rPr>
-          <w:sz w:val="28"/>
-          <w:szCs w:val="28"/>
-          <w:lang w:val="en-US"/>
-        </w:rPr>
-        <w:t>Bool]))]</w:t>
+        <w:t>[(Integer, (Integer,[Bool]))]</w:t>
       </w:r>
       <w:r>
         <w:rPr>
@@ -3140,25 +2662,7 @@
           <w:szCs w:val="28"/>
           <w:lang w:val="en-US"/>
         </w:rPr>
-        <w:t>[(5, (10, [</w:t>
-      </w:r>
-      <w:proofErr w:type="spellStart"/>
-      <w:r>
-        <w:rPr>
-          <w:sz w:val="28"/>
-          <w:szCs w:val="28"/>
-          <w:lang w:val="en-US"/>
-        </w:rPr>
-        <w:t>True,False</w:t>
-      </w:r>
-      <w:proofErr w:type="spellEnd"/>
-      <w:r>
-        <w:rPr>
-          <w:sz w:val="28"/>
-          <w:szCs w:val="28"/>
-          <w:lang w:val="en-US"/>
-        </w:rPr>
-        <w:t>])), (7, (14, [False]))]</w:t>
+        <w:t>[(5, (10, [True,False])), (7, (14, [False]))]</w:t>
       </w:r>
     </w:p>
     <w:p>
@@ -3178,25 +2682,7 @@
           <w:szCs w:val="28"/>
           <w:lang w:val="en-US"/>
         </w:rPr>
-        <w:t>(</w:t>
-      </w:r>
-      <w:proofErr w:type="gramStart"/>
-      <w:r>
-        <w:rPr>
-          <w:sz w:val="28"/>
-          <w:szCs w:val="28"/>
-          <w:lang w:val="en-US"/>
-        </w:rPr>
-        <w:t>Bool,(</w:t>
-      </w:r>
-      <w:proofErr w:type="gramEnd"/>
-      <w:r>
-        <w:rPr>
-          <w:sz w:val="28"/>
-          <w:szCs w:val="28"/>
-          <w:lang w:val="en-US"/>
-        </w:rPr>
-        <w:t>[Bool],[Integer]))</w:t>
+        <w:t>(Bool,([Bool],[Integer]))</w:t>
       </w:r>
       <w:r>
         <w:rPr>
@@ -3296,25 +2782,7 @@
           <w:szCs w:val="28"/>
           <w:lang w:val="en-US"/>
         </w:rPr>
-        <w:t>[([Bool</w:t>
-      </w:r>
-      <w:proofErr w:type="gramStart"/>
-      <w:r>
-        <w:rPr>
-          <w:sz w:val="28"/>
-          <w:szCs w:val="28"/>
-          <w:lang w:val="en-US"/>
-        </w:rPr>
-        <w:t>],[</w:t>
-      </w:r>
-      <w:proofErr w:type="gramEnd"/>
-      <w:r>
-        <w:rPr>
-          <w:sz w:val="28"/>
-          <w:szCs w:val="28"/>
-          <w:lang w:val="en-US"/>
-        </w:rPr>
-        <w:t>Double])]</w:t>
+        <w:t>[([Bool],[Double])]</w:t>
       </w:r>
       <w:r>
         <w:rPr>
@@ -3348,7 +2816,6 @@
         </w:rPr>
         <w:t>[([</w:t>
       </w:r>
-      <w:proofErr w:type="spellStart"/>
       <w:r>
         <w:rPr>
           <w:sz w:val="28"/>
@@ -3357,7 +2824,6 @@
         </w:rPr>
         <w:t>True,True</w:t>
       </w:r>
-      <w:proofErr w:type="spellEnd"/>
       <w:r>
         <w:rPr>
           <w:sz w:val="28"/>
@@ -3480,7 +2946,6 @@
         </w:rPr>
         <w:t>Integer</w:t>
       </w:r>
-      <w:proofErr w:type="gramStart"/>
       <w:r>
         <w:rPr>
           <w:sz w:val="28"/>
@@ -3488,7 +2953,6 @@
         </w:rPr>
         <w:t>],[</w:t>
       </w:r>
-      <w:proofErr w:type="gramEnd"/>
       <w:r>
         <w:rPr>
           <w:sz w:val="28"/>
@@ -3526,7 +2990,6 @@
         </w:rPr>
         <w:t>"), ([3], "</w:t>
       </w:r>
-      <w:proofErr w:type="spellStart"/>
       <w:r>
         <w:rPr>
           <w:sz w:val="28"/>
@@ -3535,7 +2998,6 @@
         </w:rPr>
         <w:t>cde</w:t>
       </w:r>
-      <w:proofErr w:type="spellEnd"/>
       <w:r>
         <w:rPr>
           <w:sz w:val="28"/>
@@ -3803,7 +3265,6 @@
         </w:rPr>
         <w:t>Теория</w:t>
       </w:r>
-      <w:proofErr w:type="gramStart"/>
       <w:r>
         <w:rPr>
           <w:sz w:val="28"/>
@@ -3816,15 +3277,7 @@
           <w:sz w:val="28"/>
           <w:szCs w:val="28"/>
         </w:rPr>
-        <w:t>Если</w:t>
-      </w:r>
-      <w:proofErr w:type="gramEnd"/>
-      <w:r>
-        <w:rPr>
-          <w:sz w:val="28"/>
-          <w:szCs w:val="28"/>
-        </w:rPr>
-        <w:t xml:space="preserve"> точка A лежит между B и C (порядок точек B-A-C или C-A-B), то отрезок BC состоит из двух частей</w:t>
+        <w:t>Если точка A лежит между B и C (порядок точек B-A-C или C-A-B), то отрезок BC состоит из двух частей</w:t>
       </w:r>
       <w:r>
         <w:rPr>
@@ -3967,7 +3420,6 @@
         </w:rPr>
         <w:t xml:space="preserve">Также </w:t>
       </w:r>
-      <w:proofErr w:type="gramStart"/>
       <w:r>
         <w:rPr>
           <w:b/>
@@ -3985,17 +3437,7 @@
           <w:sz w:val="28"/>
           <w:szCs w:val="28"/>
         </w:rPr>
-        <w:t xml:space="preserve"> &gt;</w:t>
-      </w:r>
-      <w:proofErr w:type="gramEnd"/>
-      <w:r>
-        <w:rPr>
-          <w:b/>
-          <w:bCs/>
-          <w:sz w:val="28"/>
-          <w:szCs w:val="28"/>
-        </w:rPr>
-        <w:t xml:space="preserve"> 0 </w:t>
+        <w:t xml:space="preserve"> &gt; 0 </w:t>
       </w:r>
       <w:r>
         <w:rPr>
@@ -4217,23 +3659,7 @@
           <w:sz w:val="28"/>
           <w:szCs w:val="28"/>
         </w:rPr>
-        <w:t xml:space="preserve">функция принимает </w:t>
-      </w:r>
-      <w:proofErr w:type="gramStart"/>
-      <w:r>
-        <w:rPr>
-          <w:sz w:val="28"/>
-          <w:szCs w:val="28"/>
-        </w:rPr>
-        <w:t>значения</w:t>
-      </w:r>
-      <w:proofErr w:type="gramEnd"/>
-      <w:r>
-        <w:rPr>
-          <w:sz w:val="28"/>
-          <w:szCs w:val="28"/>
-        </w:rPr>
-        <w:t xml:space="preserve"> только подходящие под типы</w:t>
+        <w:t>функция принимает значения только подходящие под типы</w:t>
       </w:r>
       <w:r>
         <w:rPr>
@@ -4253,21 +3679,12 @@
           <w:szCs w:val="28"/>
         </w:rPr>
       </w:pPr>
-      <w:proofErr w:type="spellStart"/>
-      <w:r>
-        <w:rPr>
-          <w:sz w:val="28"/>
-          <w:szCs w:val="28"/>
-        </w:rPr>
-        <w:t>Num</w:t>
-      </w:r>
-      <w:proofErr w:type="spellEnd"/>
-      <w:r>
-        <w:rPr>
-          <w:sz w:val="28"/>
-          <w:szCs w:val="28"/>
-        </w:rPr>
-        <w:t xml:space="preserve"> a — тип a ведёт себя как число.</w:t>
+      <w:r>
+        <w:rPr>
+          <w:sz w:val="28"/>
+          <w:szCs w:val="28"/>
+        </w:rPr>
+        <w:t>Num a — тип a ведёт себя как число.</w:t>
       </w:r>
     </w:p>
     <w:p>
@@ -4280,21 +3697,12 @@
           <w:szCs w:val="28"/>
         </w:rPr>
       </w:pPr>
-      <w:proofErr w:type="spellStart"/>
-      <w:r>
-        <w:rPr>
-          <w:sz w:val="28"/>
-          <w:szCs w:val="28"/>
-        </w:rPr>
-        <w:t>Ord</w:t>
-      </w:r>
-      <w:proofErr w:type="spellEnd"/>
-      <w:r>
-        <w:rPr>
-          <w:sz w:val="28"/>
-          <w:szCs w:val="28"/>
-        </w:rPr>
-        <w:t xml:space="preserve"> a — значения a можно сравнивать по порядку.</w:t>
+      <w:r>
+        <w:rPr>
+          <w:sz w:val="28"/>
+          <w:szCs w:val="28"/>
+        </w:rPr>
+        <w:t>Ord a — значения a можно сравнивать по порядку.</w:t>
       </w:r>
     </w:p>
     <w:p>
@@ -4307,21 +3715,12 @@
           <w:szCs w:val="28"/>
         </w:rPr>
       </w:pPr>
-      <w:proofErr w:type="spellStart"/>
-      <w:r>
-        <w:rPr>
-          <w:sz w:val="28"/>
-          <w:szCs w:val="28"/>
-        </w:rPr>
-        <w:t>Eq</w:t>
-      </w:r>
-      <w:proofErr w:type="spellEnd"/>
-      <w:r>
-        <w:rPr>
-          <w:sz w:val="28"/>
-          <w:szCs w:val="28"/>
-        </w:rPr>
-        <w:t xml:space="preserve"> a — значения a можно проверять на равенство.</w:t>
+      <w:r>
+        <w:rPr>
+          <w:sz w:val="28"/>
+          <w:szCs w:val="28"/>
+        </w:rPr>
+        <w:t>Eq a — значения a можно проверять на равенство.</w:t>
       </w:r>
     </w:p>
     <w:p>
@@ -4509,87 +3908,7 @@
           <w:sz w:val="28"/>
           <w:szCs w:val="28"/>
         </w:rPr>
-        <w:t xml:space="preserve">В ходе лабораторной работы были установлены и настроены основные инструменты экосистемы </w:t>
-      </w:r>
-      <w:proofErr w:type="spellStart"/>
-      <w:r>
-        <w:rPr>
-          <w:sz w:val="28"/>
-          <w:szCs w:val="28"/>
-        </w:rPr>
-        <w:t>Haskell</w:t>
-      </w:r>
-      <w:proofErr w:type="spellEnd"/>
-      <w:r>
-        <w:rPr>
-          <w:sz w:val="28"/>
-          <w:szCs w:val="28"/>
-        </w:rPr>
-        <w:t xml:space="preserve"> (GHC, </w:t>
-      </w:r>
-      <w:proofErr w:type="spellStart"/>
-      <w:r>
-        <w:rPr>
-          <w:sz w:val="28"/>
-          <w:szCs w:val="28"/>
-        </w:rPr>
-        <w:t>Cabal</w:t>
-      </w:r>
-      <w:proofErr w:type="spellEnd"/>
-      <w:r>
-        <w:rPr>
-          <w:sz w:val="28"/>
-          <w:szCs w:val="28"/>
-        </w:rPr>
-        <w:t xml:space="preserve">, </w:t>
-      </w:r>
-      <w:proofErr w:type="spellStart"/>
-      <w:r>
-        <w:rPr>
-          <w:sz w:val="28"/>
-          <w:szCs w:val="28"/>
-        </w:rPr>
-        <w:t>Stack</w:t>
-      </w:r>
-      <w:proofErr w:type="spellEnd"/>
-      <w:r>
-        <w:rPr>
-          <w:sz w:val="28"/>
-          <w:szCs w:val="28"/>
-        </w:rPr>
-        <w:t xml:space="preserve">, </w:t>
-      </w:r>
-      <w:proofErr w:type="spellStart"/>
-      <w:r>
-        <w:rPr>
-          <w:sz w:val="28"/>
-          <w:szCs w:val="28"/>
-        </w:rPr>
-        <w:t>GHCup</w:t>
-      </w:r>
-      <w:proofErr w:type="spellEnd"/>
-      <w:r>
-        <w:rPr>
-          <w:sz w:val="28"/>
-          <w:szCs w:val="28"/>
-        </w:rPr>
-        <w:t xml:space="preserve">) и среда разработки с поддержкой языка, что позволило компилировать и запускать программы на </w:t>
-      </w:r>
-      <w:proofErr w:type="spellStart"/>
-      <w:r>
-        <w:rPr>
-          <w:sz w:val="28"/>
-          <w:szCs w:val="28"/>
-        </w:rPr>
-        <w:t>Haskell</w:t>
-      </w:r>
-      <w:proofErr w:type="spellEnd"/>
-      <w:r>
-        <w:rPr>
-          <w:sz w:val="28"/>
-          <w:szCs w:val="28"/>
-        </w:rPr>
-        <w:t>.</w:t>
+        <w:t>В ходе лабораторной работы были установлены и настроены основные инструменты экосистемы Haskell (GHC, Cabal, Stack, GHCup) и среда разработки с поддержкой языка, что позволило компилировать и запускать программы на Haskell.</w:t>
       </w:r>
     </w:p>
     <w:p>
@@ -4611,23 +3930,7 @@
           <w:sz w:val="28"/>
           <w:szCs w:val="28"/>
         </w:rPr>
-        <w:t>Освоены базовые действия в интерпретаторе: загрузка файлов, вычисление выражений и проверка результатов, а также выполнена проверка запуска альтернативного интерпретатора (</w:t>
-      </w:r>
-      <w:proofErr w:type="spellStart"/>
-      <w:r>
-        <w:rPr>
-          <w:sz w:val="28"/>
-          <w:szCs w:val="28"/>
-        </w:rPr>
-        <w:t>Hugs</w:t>
-      </w:r>
-      <w:proofErr w:type="spellEnd"/>
-      <w:r>
-        <w:rPr>
-          <w:sz w:val="28"/>
-          <w:szCs w:val="28"/>
-        </w:rPr>
-        <w:t>).</w:t>
+        <w:t>Освоены базовые действия в интерпретаторе: загрузка файлов, вычисление выражений и проверка результатов, а также выполнена проверка запуска альтернативного интерпретатора (Hugs).</w:t>
       </w:r>
     </w:p>
     <w:p>
@@ -4649,23 +3952,7 @@
           <w:sz w:val="28"/>
           <w:szCs w:val="28"/>
         </w:rPr>
-        <w:t xml:space="preserve">Получено представление об основных типах </w:t>
-      </w:r>
-      <w:proofErr w:type="spellStart"/>
-      <w:r>
-        <w:rPr>
-          <w:sz w:val="28"/>
-          <w:szCs w:val="28"/>
-        </w:rPr>
-        <w:t>Haskell</w:t>
-      </w:r>
-      <w:proofErr w:type="spellEnd"/>
-      <w:r>
-        <w:rPr>
-          <w:sz w:val="28"/>
-          <w:szCs w:val="28"/>
-        </w:rPr>
-        <w:t xml:space="preserve"> и составных структурах данных (кортежи, строки, списки, вложенные списки) на примерах нетривиальных выражений.</w:t>
+        <w:t>Получено представление об основных типах Haskell и составных структурах данных (кортежи, строки, списки, вложенные списки) на примерах нетривиальных выражений.</w:t>
       </w:r>
     </w:p>
     <w:p>
@@ -4687,55 +3974,7 @@
           <w:sz w:val="28"/>
           <w:szCs w:val="28"/>
         </w:rPr>
-        <w:t>Закреплены навыки определения простейших функций с явной сигнатурой типов и использованием ограничений классов типов (</w:t>
-      </w:r>
-      <w:proofErr w:type="spellStart"/>
-      <w:r>
-        <w:rPr>
-          <w:sz w:val="28"/>
-          <w:szCs w:val="28"/>
-        </w:rPr>
-        <w:t>Num</w:t>
-      </w:r>
-      <w:proofErr w:type="spellEnd"/>
-      <w:r>
-        <w:rPr>
-          <w:sz w:val="28"/>
-          <w:szCs w:val="28"/>
-        </w:rPr>
-        <w:t xml:space="preserve">, </w:t>
-      </w:r>
-      <w:proofErr w:type="spellStart"/>
-      <w:r>
-        <w:rPr>
-          <w:sz w:val="28"/>
-          <w:szCs w:val="28"/>
-        </w:rPr>
-        <w:t>Ord</w:t>
-      </w:r>
-      <w:proofErr w:type="spellEnd"/>
-      <w:r>
-        <w:rPr>
-          <w:sz w:val="28"/>
-          <w:szCs w:val="28"/>
-        </w:rPr>
-        <w:t xml:space="preserve">, </w:t>
-      </w:r>
-      <w:proofErr w:type="spellStart"/>
-      <w:r>
-        <w:rPr>
-          <w:sz w:val="28"/>
-          <w:szCs w:val="28"/>
-        </w:rPr>
-        <w:t>Eq</w:t>
-      </w:r>
-      <w:proofErr w:type="spellEnd"/>
-      <w:r>
-        <w:rPr>
-          <w:sz w:val="28"/>
-          <w:szCs w:val="28"/>
-        </w:rPr>
-        <w:t>).</w:t>
+        <w:t>Закреплены навыки определения простейших функций с явной сигнатурой типов и использованием ограничений классов типов (Num, Ord, Eq).</w:t>
       </w:r>
     </w:p>
     <w:p>
@@ -5793,7 +5032,7 @@
 </file>
 
 <file path=customXml/itemProps1.xml><?xml version="1.0" encoding="utf-8"?>
-<ds:datastoreItem xmlns:ds="http://schemas.openxmlformats.org/officeDocument/2006/customXml" ds:itemID="{56B720AD-868F-43E3-A3CA-5430AE6E8F2A}">
+<ds:datastoreItem xmlns:ds="http://schemas.openxmlformats.org/officeDocument/2006/customXml" ds:itemID="{8DBDEECA-385A-4A50-9F01-2968E4A391AB}">
   <ds:schemaRefs>
     <ds:schemaRef ds:uri="http://schemas.openxmlformats.org/officeDocument/2006/bibliography"/>
   </ds:schemaRefs>
